--- a/week4/Stage_1_Tutorial_Student_Handout.docx
+++ b/week4/Stage_1_Tutorial_Student_Handout.docx
@@ -1,6 +1,6 @@
 
 <file path=word/document.xml><?xml version="1.0" encoding="utf-8"?>
-<w:document xmlns:wpc="http://schemas.microsoft.com/office/word/2010/wordprocessingCanvas" xmlns:cx="http://schemas.microsoft.com/office/drawing/2014/chartex" xmlns:cx1="http://schemas.microsoft.com/office/drawing/2015/9/8/chartex" xmlns:cx2="http://schemas.microsoft.com/office/drawing/2015/10/21/chartex" xmlns:cx3="http://schemas.microsoft.com/office/drawing/2016/5/9/chartex" xmlns:cx4="http://schemas.microsoft.com/office/drawing/2016/5/10/chartex" xmlns:cx5="http://schemas.microsoft.com/office/drawing/2016/5/11/chartex" xmlns:cx6="http://schemas.microsoft.com/office/drawing/2016/5/12/chartex" xmlns:cx7="http://schemas.microsoft.com/office/drawing/2016/5/13/chartex" xmlns:cx8="http://schemas.microsoft.com/office/drawing/2016/5/14/chartex" xmlns:mc="http://schemas.openxmlformats.org/markup-compatibility/2006" xmlns:aink="http://schemas.microsoft.com/office/drawing/2016/ink" xmlns:am3d="http://schemas.microsoft.com/office/drawing/2017/model3d" xmlns:o="urn:schemas-microsoft-com:office:office" xmlns:oel="http://schemas.microsoft.com/office/2019/extlst" xmlns:r="http://schemas.openxmlformats.org/officeDocument/2006/relationships" xmlns:m="http://schemas.openxmlformats.org/officeDocument/2006/math" xmlns:v="urn:schemas-microsoft-com:vml" xmlns:wp14="http://schemas.microsoft.com/office/word/2010/wordprocessingDrawing" xmlns:wp="http://schemas.openxmlformats.org/drawingml/2006/wordprocessingDrawing" xmlns:w10="urn:schemas-microsoft-com:office:word" xmlns:w="http://schemas.openxmlformats.org/wordprocessingml/2006/main" xmlns:w14="http://schemas.microsoft.com/office/word/2010/wordml" xmlns:w15="http://schemas.microsoft.com/office/word/2012/wordml" xmlns:w16cei="http://schemas.microsoft.com/office/word/2026/wordml/cei" xmlns:w16cex="http://schemas.microsoft.com/office/word/2018/wordml/cex" xmlns:w16cid="http://schemas.microsoft.com/office/word/2016/wordml/cid" xmlns:w16="http://schemas.microsoft.com/office/word/2018/wordml" xmlns:w16du="http://schemas.microsoft.com/office/word/2023/wordml/word16du" xmlns:w16sdtdh="http://schemas.microsoft.com/office/word/2020/wordml/sdtdatahash" xmlns:w16sdtfl="http://schemas.microsoft.com/office/word/2024/wordml/sdtformatlock" xmlns:w16se="http://schemas.microsoft.com/office/word/2015/wordml/symex" xmlns:wpg="http://schemas.microsoft.com/office/word/2010/wordprocessingGroup" xmlns:wpi="http://schemas.microsoft.com/office/word/2010/wordprocessingInk" xmlns:wne="http://schemas.microsoft.com/office/word/2006/wordml" xmlns:wps="http://schemas.microsoft.com/office/word/2010/wordprocessingShape" mc:Ignorable="w14 w15 w16se w16cid w16 w16cex w16sdtdh w16sdtfl w16du wp14">
+<w:document xmlns:wpc="http://schemas.microsoft.com/office/word/2010/wordprocessingCanvas" xmlns:cx="http://schemas.microsoft.com/office/drawing/2014/chartex" xmlns:cx1="http://schemas.microsoft.com/office/drawing/2015/9/8/chartex" xmlns:cx2="http://schemas.microsoft.com/office/drawing/2015/10/21/chartex" xmlns:cx3="http://schemas.microsoft.com/office/drawing/2016/5/9/chartex" xmlns:cx4="http://schemas.microsoft.com/office/drawing/2016/5/10/chartex" xmlns:cx5="http://schemas.microsoft.com/office/drawing/2016/5/11/chartex" xmlns:cx6="http://schemas.microsoft.com/office/drawing/2016/5/12/chartex" xmlns:cx7="http://schemas.microsoft.com/office/drawing/2016/5/13/chartex" xmlns:cx8="http://schemas.microsoft.com/office/drawing/2016/5/14/chartex" xmlns:mc="http://schemas.openxmlformats.org/markup-compatibility/2006" xmlns:aink="http://schemas.microsoft.com/office/drawing/2016/ink" xmlns:am3d="http://schemas.microsoft.com/office/drawing/2017/model3d" xmlns:o="urn:schemas-microsoft-com:office:office" xmlns:oel="http://schemas.microsoft.com/office/2019/extlst" xmlns:r="http://schemas.openxmlformats.org/officeDocument/2006/relationships" xmlns:m="http://schemas.openxmlformats.org/officeDocument/2006/math" xmlns:v="urn:schemas-microsoft-com:vml" xmlns:wp14="http://schemas.microsoft.com/office/word/2010/wordprocessingDrawing" xmlns:wp="http://schemas.openxmlformats.org/drawingml/2006/wordprocessingDrawing" xmlns:w10="urn:schemas-microsoft-com:office:word" xmlns:w="http://schemas.openxmlformats.org/wordprocessingml/2006/main" xmlns:w14="http://schemas.microsoft.com/office/word/2010/wordml" xmlns:w15="http://schemas.microsoft.com/office/word/2012/wordml" xmlns:w16cex="http://schemas.microsoft.com/office/word/2018/wordml/cex" xmlns:w16cid="http://schemas.microsoft.com/office/word/2016/wordml/cid" xmlns:w16="http://schemas.microsoft.com/office/word/2018/wordml" xmlns:w16du="http://schemas.microsoft.com/office/word/2023/wordml/word16du" xmlns:w16sdtdh="http://schemas.microsoft.com/office/word/2020/wordml/sdtdatahash" xmlns:w16sdtfl="http://schemas.microsoft.com/office/word/2024/wordml/sdtformatlock" xmlns:w16se="http://schemas.microsoft.com/office/word/2015/wordml/symex" xmlns:wpg="http://schemas.microsoft.com/office/word/2010/wordprocessingGroup" xmlns:wpi="http://schemas.microsoft.com/office/word/2010/wordprocessingInk" xmlns:wne="http://schemas.microsoft.com/office/word/2006/wordml" xmlns:wps="http://schemas.microsoft.com/office/word/2010/wordprocessingShape" mc:Ignorable="w14 w15 w16se w16cid w16 w16cex w16sdtdh w16sdtfl w16du wp14">
   <w:body>
     <w:p>
       <w:pPr>
@@ -8,13 +8,7 @@
         <w:jc w:val="center"/>
       </w:pPr>
       <w:r>
-        <w:t>Stage</w:t>
-      </w:r>
-      <w:r>
-        <w:t xml:space="preserve"> 1</w:t>
-      </w:r>
-      <w:r>
-        <w:t xml:space="preserve"> Tutorial Activity</w:t>
+        <w:t>Stage 1 Tutorial Activity</w:t>
       </w:r>
     </w:p>
     <w:p>
@@ -37,25 +31,7 @@
         <w:jc w:val="center"/>
       </w:pPr>
       <w:r>
-        <w:t>Stage</w:t>
-      </w:r>
-      <w:r>
-        <w:t xml:space="preserve"> 1 | Introduc</w:t>
-      </w:r>
-      <w:r>
-        <w:t>ing</w:t>
-      </w:r>
-      <w:r>
-        <w:t xml:space="preserve"> Software </w:t>
-      </w:r>
-      <w:r>
-        <w:t>Technology Case Study</w:t>
-      </w:r>
-      <w:r>
-        <w:t xml:space="preserve"> with Python and </w:t>
-      </w:r>
-      <w:r>
-        <w:t>Guided AI use</w:t>
+        <w:t>Stage 1 | Introducing Software Technology Case Study with Python and Guided AI use</w:t>
       </w:r>
     </w:p>
     <w:p>
@@ -86,8 +62,13 @@
       <w:pPr>
         <w:pStyle w:val="ListBullet"/>
       </w:pPr>
+      <w:proofErr w:type="spellStart"/>
       <w:r>
-        <w:t>Recognise missing requirements.</w:t>
+        <w:t>Recognise</w:t>
+      </w:r>
+      <w:proofErr w:type="spellEnd"/>
+      <w:r>
+        <w:t xml:space="preserve"> missing requirements.</w:t>
       </w:r>
     </w:p>
     <w:p>
@@ -122,6 +103,9 @@
     <w:p>
       <w:r>
         <w:t>1. ______________________________________________________________</w:t>
+      </w:r>
+      <w:r>
+        <w:t xml:space="preserve"> </w:t>
       </w:r>
     </w:p>
     <w:p>
@@ -494,7 +478,15 @@
     </w:p>
     <w:p>
       <w:r>
-        <w:t>An AI assistant suggests: appointment management; facial-recognition login; AI diagnosis recommendations; patient search; online payment; practitioner schedule view; insurance processing; automatic treatment-plan generation.</w:t>
+        <w:t xml:space="preserve">An AI assistant </w:t>
+      </w:r>
+      <w:proofErr w:type="gramStart"/>
+      <w:r>
+        <w:t>suggests:</w:t>
+      </w:r>
+      <w:proofErr w:type="gramEnd"/>
+      <w:r>
+        <w:t xml:space="preserve"> appointment management; facial-recognition login; AI diagnosis recommendations; patient search; online payment; practitioner schedule view; insurance processing; automatic treatment-plan generation.</w:t>
       </w:r>
     </w:p>
     <w:tbl>
@@ -816,7 +808,7 @@
 </file>
 
 <file path=word/numbering.xml><?xml version="1.0" encoding="utf-8"?>
-<w:numbering xmlns:wpc="http://schemas.microsoft.com/office/word/2010/wordprocessingCanvas" xmlns:cx="http://schemas.microsoft.com/office/drawing/2014/chartex" xmlns:cx1="http://schemas.microsoft.com/office/drawing/2015/9/8/chartex" xmlns:cx2="http://schemas.microsoft.com/office/drawing/2015/10/21/chartex" xmlns:cx3="http://schemas.microsoft.com/office/drawing/2016/5/9/chartex" xmlns:cx4="http://schemas.microsoft.com/office/drawing/2016/5/10/chartex" xmlns:cx5="http://schemas.microsoft.com/office/drawing/2016/5/11/chartex" xmlns:cx6="http://schemas.microsoft.com/office/drawing/2016/5/12/chartex" xmlns:cx7="http://schemas.microsoft.com/office/drawing/2016/5/13/chartex" xmlns:cx8="http://schemas.microsoft.com/office/drawing/2016/5/14/chartex" xmlns:mc="http://schemas.openxmlformats.org/markup-compatibility/2006" xmlns:aink="http://schemas.microsoft.com/office/drawing/2016/ink" xmlns:am3d="http://schemas.microsoft.com/office/drawing/2017/model3d" xmlns:o="urn:schemas-microsoft-com:office:office" xmlns:oel="http://schemas.microsoft.com/office/2019/extlst" xmlns:r="http://schemas.openxmlformats.org/officeDocument/2006/relationships" xmlns:m="http://schemas.openxmlformats.org/officeDocument/2006/math" xmlns:v="urn:schemas-microsoft-com:vml" xmlns:wp14="http://schemas.microsoft.com/office/word/2010/wordprocessingDrawing" xmlns:wp="http://schemas.openxmlformats.org/drawingml/2006/wordprocessingDrawing" xmlns:w10="urn:schemas-microsoft-com:office:word" xmlns:w="http://schemas.openxmlformats.org/wordprocessingml/2006/main" xmlns:w14="http://schemas.microsoft.com/office/word/2010/wordml" xmlns:w15="http://schemas.microsoft.com/office/word/2012/wordml" xmlns:w16cei="http://schemas.microsoft.com/office/word/2026/wordml/cei" xmlns:w16cex="http://schemas.microsoft.com/office/word/2018/wordml/cex" xmlns:w16cid="http://schemas.microsoft.com/office/word/2016/wordml/cid" xmlns:w16="http://schemas.microsoft.com/office/word/2018/wordml" xmlns:w16du="http://schemas.microsoft.com/office/word/2023/wordml/word16du" xmlns:w16sdtdh="http://schemas.microsoft.com/office/word/2020/wordml/sdtdatahash" xmlns:w16sdtfl="http://schemas.microsoft.com/office/word/2024/wordml/sdtformatlock" xmlns:w16se="http://schemas.microsoft.com/office/word/2015/wordml/symex" xmlns:wpg="http://schemas.microsoft.com/office/word/2010/wordprocessingGroup" xmlns:wpi="http://schemas.microsoft.com/office/word/2010/wordprocessingInk" xmlns:wne="http://schemas.microsoft.com/office/word/2006/wordml" xmlns:wps="http://schemas.microsoft.com/office/word/2010/wordprocessingShape" mc:Ignorable="w14 w15 w16se w16cid w16 w16cex w16sdtdh w16sdtfl w16du wp14">
+<w:numbering xmlns:wpc="http://schemas.microsoft.com/office/word/2010/wordprocessingCanvas" xmlns:cx="http://schemas.microsoft.com/office/drawing/2014/chartex" xmlns:cx1="http://schemas.microsoft.com/office/drawing/2015/9/8/chartex" xmlns:cx2="http://schemas.microsoft.com/office/drawing/2015/10/21/chartex" xmlns:cx3="http://schemas.microsoft.com/office/drawing/2016/5/9/chartex" xmlns:cx4="http://schemas.microsoft.com/office/drawing/2016/5/10/chartex" xmlns:cx5="http://schemas.microsoft.com/office/drawing/2016/5/11/chartex" xmlns:cx6="http://schemas.microsoft.com/office/drawing/2016/5/12/chartex" xmlns:cx7="http://schemas.microsoft.com/office/drawing/2016/5/13/chartex" xmlns:cx8="http://schemas.microsoft.com/office/drawing/2016/5/14/chartex" xmlns:mc="http://schemas.openxmlformats.org/markup-compatibility/2006" xmlns:aink="http://schemas.microsoft.com/office/drawing/2016/ink" xmlns:am3d="http://schemas.microsoft.com/office/drawing/2017/model3d" xmlns:o="urn:schemas-microsoft-com:office:office" xmlns:oel="http://schemas.microsoft.com/office/2019/extlst" xmlns:r="http://schemas.openxmlformats.org/officeDocument/2006/relationships" xmlns:m="http://schemas.openxmlformats.org/officeDocument/2006/math" xmlns:v="urn:schemas-microsoft-com:vml" xmlns:wp14="http://schemas.microsoft.com/office/word/2010/wordprocessingDrawing" xmlns:wp="http://schemas.openxmlformats.org/drawingml/2006/wordprocessingDrawing" xmlns:w10="urn:schemas-microsoft-com:office:word" xmlns:w="http://schemas.openxmlformats.org/wordprocessingml/2006/main" xmlns:w14="http://schemas.microsoft.com/office/word/2010/wordml" xmlns:w15="http://schemas.microsoft.com/office/word/2012/wordml" xmlns:w16cex="http://schemas.microsoft.com/office/word/2018/wordml/cex" xmlns:w16cid="http://schemas.microsoft.com/office/word/2016/wordml/cid" xmlns:w16="http://schemas.microsoft.com/office/word/2018/wordml" xmlns:w16du="http://schemas.microsoft.com/office/word/2023/wordml/word16du" xmlns:w16sdtdh="http://schemas.microsoft.com/office/word/2020/wordml/sdtdatahash" xmlns:w16sdtfl="http://schemas.microsoft.com/office/word/2024/wordml/sdtformatlock" xmlns:w16se="http://schemas.microsoft.com/office/word/2015/wordml/symex" xmlns:wpg="http://schemas.microsoft.com/office/word/2010/wordprocessingGroup" xmlns:wpi="http://schemas.microsoft.com/office/word/2010/wordprocessingInk" xmlns:wne="http://schemas.microsoft.com/office/word/2006/wordml" xmlns:wps="http://schemas.microsoft.com/office/word/2010/wordprocessingShape" mc:Ignorable="w14 w15 w16se w16cid w16 w16cex w16sdtdh w16sdtfl w16du wp14">
   <w:abstractNum w:abstractNumId="0" w15:restartNumberingAfterBreak="0">
     <w:nsid w:val="FFFFFF7C"/>
     <w:multiLevelType w:val="singleLevel"/>

--- a/week4/Stage_1_Tutorial_Student_Handout.docx
+++ b/week4/Stage_1_Tutorial_Student_Handout.docx
@@ -102,7 +102,10 @@
     </w:p>
     <w:p>
       <w:r>
-        <w:t>1. ______________________________________________________________</w:t>
+        <w:t>1.</w:t>
+      </w:r>
+      <w:r>
+        <w:t>A software engineer still needs to understand the needs of the stakeholders</w:t>
       </w:r>
       <w:r>
         <w:t xml:space="preserve"> </w:t>
@@ -110,12 +113,21 @@
     </w:p>
     <w:p>
       <w:r>
-        <w:t>2. ______________________________________________________________</w:t>
+        <w:t xml:space="preserve">2. </w:t>
+      </w:r>
+      <w:r>
+        <w:t>A software engineer still needs to understand good coding practices, to correct the mistake AI inevitably makes.</w:t>
       </w:r>
     </w:p>
     <w:p>
       <w:r>
-        <w:t>3. ______________________________________________________________</w:t>
+        <w:t>3.</w:t>
+      </w:r>
+      <w:r>
+        <w:t xml:space="preserve">A software engineer still needs to be able to communicate </w:t>
+      </w:r>
+      <w:r>
+        <w:t>with users and stakeholders</w:t>
       </w:r>
     </w:p>
     <w:p>
@@ -215,19 +227,31 @@
           <w:tcPr>
             <w:tcW w:w="2520" w:type="dxa"/>
           </w:tcPr>
-          <w:p/>
+          <w:p>
+            <w:r>
+              <w:t>Yes</w:t>
+            </w:r>
+          </w:p>
         </w:tc>
         <w:tc>
           <w:tcPr>
             <w:tcW w:w="2520" w:type="dxa"/>
           </w:tcPr>
-          <w:p/>
+          <w:p>
+            <w:r>
+              <w:t>No</w:t>
+            </w:r>
+          </w:p>
         </w:tc>
         <w:tc>
           <w:tcPr>
             <w:tcW w:w="2520" w:type="dxa"/>
           </w:tcPr>
-          <w:p/>
+          <w:p>
+            <w:r>
+              <w:t>A student is not really working to solve a predefined problem. This is most likely just an exercise in programming than creating a serious application.</w:t>
+            </w:r>
+          </w:p>
         </w:tc>
       </w:tr>
       <w:tr>
@@ -248,19 +272,31 @@
           <w:tcPr>
             <w:tcW w:w="2520" w:type="dxa"/>
           </w:tcPr>
-          <w:p/>
+          <w:p>
+            <w:r>
+              <w:t>Yes</w:t>
+            </w:r>
+          </w:p>
         </w:tc>
         <w:tc>
           <w:tcPr>
             <w:tcW w:w="2520" w:type="dxa"/>
           </w:tcPr>
-          <w:p/>
+          <w:p>
+            <w:r>
+              <w:t>Yes</w:t>
+            </w:r>
+          </w:p>
         </w:tc>
         <w:tc>
           <w:tcPr>
             <w:tcW w:w="2520" w:type="dxa"/>
           </w:tcPr>
-          <w:p/>
+          <w:p>
+            <w:r>
+              <w:t>A team has had to work together to solve a problem and deploy a product that will be used by a large user base.</w:t>
+            </w:r>
+          </w:p>
         </w:tc>
       </w:tr>
       <w:tr>
@@ -281,19 +317,31 @@
           <w:tcPr>
             <w:tcW w:w="2520" w:type="dxa"/>
           </w:tcPr>
-          <w:p/>
+          <w:p>
+            <w:r>
+              <w:t>No</w:t>
+            </w:r>
+          </w:p>
         </w:tc>
         <w:tc>
           <w:tcPr>
             <w:tcW w:w="2520" w:type="dxa"/>
           </w:tcPr>
-          <w:p/>
+          <w:p>
+            <w:r>
+              <w:t>No</w:t>
+            </w:r>
+          </w:p>
         </w:tc>
         <w:tc>
           <w:tcPr>
             <w:tcW w:w="2520" w:type="dxa"/>
           </w:tcPr>
-          <w:p/>
+          <w:p>
+            <w:r>
+              <w:t>No one did anything.</w:t>
+            </w:r>
+          </w:p>
         </w:tc>
       </w:tr>
     </w:tbl>
@@ -302,6 +350,7 @@
         <w:pStyle w:val="Heading1"/>
       </w:pPr>
       <w:r>
+        <w:lastRenderedPageBreak/>
         <w:t>Activity 3 - SmartCare Problem Analysis (20 minutes)</w:t>
       </w:r>
     </w:p>
@@ -355,13 +404,21 @@
           <w:tcPr>
             <w:tcW w:w="5040" w:type="dxa"/>
           </w:tcPr>
-          <w:p/>
+          <w:p>
+            <w:r>
+              <w:t>Patients</w:t>
+            </w:r>
+          </w:p>
         </w:tc>
         <w:tc>
           <w:tcPr>
             <w:tcW w:w="5040" w:type="dxa"/>
           </w:tcPr>
-          <w:p/>
+          <w:p>
+            <w:r>
+              <w:t xml:space="preserve">Appointments booked, practitioners on time and organized, no unnecessary rescheduling. </w:t>
+            </w:r>
+          </w:p>
         </w:tc>
       </w:tr>
       <w:tr>
@@ -369,13 +426,21 @@
           <w:tcPr>
             <w:tcW w:w="5040" w:type="dxa"/>
           </w:tcPr>
-          <w:p/>
+          <w:p>
+            <w:r>
+              <w:t>Practitioners</w:t>
+            </w:r>
+          </w:p>
         </w:tc>
         <w:tc>
           <w:tcPr>
             <w:tcW w:w="5040" w:type="dxa"/>
           </w:tcPr>
-          <w:p/>
+          <w:p>
+            <w:r>
+              <w:t>No conflicting appointments, workload managed properly, ability to book appointments</w:t>
+            </w:r>
+          </w:p>
         </w:tc>
       </w:tr>
       <w:tr>
@@ -383,13 +448,21 @@
           <w:tcPr>
             <w:tcW w:w="5040" w:type="dxa"/>
           </w:tcPr>
-          <w:p/>
+          <w:p>
+            <w:r>
+              <w:t>Management</w:t>
+            </w:r>
+          </w:p>
         </w:tc>
         <w:tc>
           <w:tcPr>
             <w:tcW w:w="5040" w:type="dxa"/>
           </w:tcPr>
-          <w:p/>
+          <w:p>
+            <w:r>
+              <w:t xml:space="preserve">Ability to book appointments. </w:t>
+            </w:r>
+          </w:p>
         </w:tc>
       </w:tr>
       <w:tr>
@@ -417,22 +490,34 @@
     </w:p>
     <w:p>
       <w:r>
-        <w:t>1. ______________________________________________________________</w:t>
+        <w:t>1.</w:t>
+      </w:r>
+      <w:r>
+        <w:t>Paper records are not redundant: In case of records being lost, data will not be recoverable.</w:t>
       </w:r>
     </w:p>
     <w:p>
       <w:r>
-        <w:t>2. ______________________________________________________________</w:t>
+        <w:t xml:space="preserve">2. </w:t>
+      </w:r>
+      <w:r>
+        <w:t>Very limited access for multiple users</w:t>
       </w:r>
     </w:p>
     <w:p>
       <w:r>
-        <w:t>3. ______________________________________________________________</w:t>
+        <w:t xml:space="preserve">3. </w:t>
+      </w:r>
+      <w:r>
+        <w:t>Inefficient for making edits</w:t>
       </w:r>
     </w:p>
     <w:p>
       <w:r>
-        <w:t>4. ______________________________________________________________</w:t>
+        <w:t xml:space="preserve">4. </w:t>
+      </w:r>
+      <w:r>
+        <w:t>Privacy concerns: Data is not encrypted or protected in any way.</w:t>
       </w:r>
     </w:p>
     <w:p>
@@ -564,7 +649,11 @@
           <w:tcPr>
             <w:tcW w:w="2520" w:type="dxa"/>
           </w:tcPr>
-          <w:p/>
+          <w:p>
+            <w:r>
+              <w:t>Yes</w:t>
+            </w:r>
+          </w:p>
         </w:tc>
         <w:tc>
           <w:tcPr>
@@ -594,7 +683,11 @@
           <w:tcPr>
             <w:tcW w:w="2520" w:type="dxa"/>
           </w:tcPr>
-          <w:p/>
+          <w:p>
+            <w:r>
+              <w:t>No</w:t>
+            </w:r>
+          </w:p>
         </w:tc>
         <w:tc>
           <w:tcPr>
@@ -624,7 +717,11 @@
           <w:tcPr>
             <w:tcW w:w="2520" w:type="dxa"/>
           </w:tcPr>
-          <w:p/>
+          <w:p>
+            <w:r>
+              <w:t>No</w:t>
+            </w:r>
+          </w:p>
         </w:tc>
         <w:tc>
           <w:tcPr>
@@ -654,7 +751,11 @@
           <w:tcPr>
             <w:tcW w:w="2520" w:type="dxa"/>
           </w:tcPr>
-          <w:p/>
+          <w:p>
+            <w:r>
+              <w:t>Yes</w:t>
+            </w:r>
+          </w:p>
         </w:tc>
         <w:tc>
           <w:tcPr>
@@ -684,7 +785,11 @@
           <w:tcPr>
             <w:tcW w:w="2520" w:type="dxa"/>
           </w:tcPr>
-          <w:p/>
+          <w:p>
+            <w:r>
+              <w:t>No</w:t>
+            </w:r>
+          </w:p>
         </w:tc>
         <w:tc>
           <w:tcPr>
@@ -714,7 +819,11 @@
           <w:tcPr>
             <w:tcW w:w="2520" w:type="dxa"/>
           </w:tcPr>
-          <w:p/>
+          <w:p>
+            <w:r>
+              <w:t>Yes</w:t>
+            </w:r>
+          </w:p>
         </w:tc>
         <w:tc>
           <w:tcPr>
@@ -744,7 +853,11 @@
           <w:tcPr>
             <w:tcW w:w="2520" w:type="dxa"/>
           </w:tcPr>
-          <w:p/>
+          <w:p>
+            <w:r>
+              <w:t>No</w:t>
+            </w:r>
+          </w:p>
         </w:tc>
         <w:tc>
           <w:tcPr>
@@ -760,7 +873,11 @@
           </w:tcPr>
           <w:p>
             <w:r>
-              <w:t>Treatment-plan generation</w:t>
+              <w:t xml:space="preserve">Treatment-plan </w:t>
+            </w:r>
+            <w:r>
+              <w:lastRenderedPageBreak/>
+              <w:t>generation</w:t>
             </w:r>
           </w:p>
         </w:tc>
@@ -774,7 +891,11 @@
           <w:tcPr>
             <w:tcW w:w="2520" w:type="dxa"/>
           </w:tcPr>
-          <w:p/>
+          <w:p>
+            <w:r>
+              <w:t>No</w:t>
+            </w:r>
+          </w:p>
         </w:tc>
         <w:tc>
           <w:tcPr>
